--- a/media/R2601/output_dir/bg/问题汇总表.docx
+++ b/media/R2601/output_dir/bg/问题汇总表.docx
@@ -442,7 +442,7 @@
                 <w:rFonts w:hint="eastAsia"/>
                 <w:szCs w:val="21"/>
               </w:rPr>
-              <w:t xml:space="preserve">程序问题</w:t>
+              <w:t xml:space="preserve">编码问题</w:t>
             </w:r>
           </w:p>
         </w:tc>
@@ -481,7 +481,55 @@
                 <w:noProof/>
                 <w:szCs w:val="21"/>
               </w:rPr>
-              <w:t xml:space="preserve">XXX问题</w:t>
+              <w:t xml:space="preserve">SMILE指令生成与发控软件错误内容如下：</w:t>
+            </w:r>
+          </w:p>
+          <w:p>
+            <w:pPr>
+              <w:rPr>
+                <w:noProof/>
+                <w:szCs w:val="21"/>
+              </w:rPr>
+            </w:pPr>
+            <w:r>
+              <w:rPr>
+                <w:rFonts w:hint="eastAsia"/>
+                <w:noProof/>
+                <w:szCs w:val="21"/>
+              </w:rPr>
+              <w:t xml:space="preserve">1. XXX1</w:t>
+            </w:r>
+          </w:p>
+          <w:p>
+            <w:pPr>
+              <w:rPr>
+                <w:noProof/>
+                <w:szCs w:val="21"/>
+              </w:rPr>
+            </w:pPr>
+            <w:r>
+              <w:rPr>
+                <w:rFonts w:hint="eastAsia"/>
+                <w:noProof/>
+                <w:szCs w:val="21"/>
+              </w:rPr>
+              <w:t xml:space="preserve">2. XXX2</w:t>
+            </w:r>
+          </w:p>
+          <w:p>
+            <w:pPr>
+              <w:rPr>
+                <w:noProof/>
+                <w:szCs w:val="21"/>
+              </w:rPr>
+            </w:pPr>
+            <w:r>
+              <w:rPr>
+                <w:rFonts w:hint="eastAsia"/>
+                <w:noProof/>
+                <w:szCs w:val="21"/>
+              </w:rPr>
+              <w:t xml:space="preserve">3. XXX3</w:t>
             </w:r>
           </w:p>
           <w:p>

--- a/media/R2601/output_dir/bg/问题汇总表.docx
+++ b/media/R2601/output_dir/bg/问题汇总表.docx
@@ -306,7 +306,7 @@
                 <w:rFonts w:hint="eastAsia"/>
                 <w:szCs w:val="21"/>
               </w:rPr>
-              <w:t xml:space="preserve">4.A.00</w:t>
+              <w:t xml:space="preserve">1.00</w:t>
             </w:r>
             <w:r>
               <w:rPr>
@@ -365,7 +365,7 @@
                 <w:rFonts w:hint="eastAsia"/>
                 <w:szCs w:val="21"/>
               </w:rPr>
-              <w:t xml:space="preserve">4.A.00</w:t>
+              <w:t xml:space="preserve">1.00</w:t>
             </w:r>
             <w:r>
               <w:rPr>
@@ -838,7 +838,7 @@
                 <w:rFonts w:hint="eastAsia"/>
                 <w:szCs w:val="21"/>
               </w:rPr>
-              <w:t xml:space="preserve">1.0</w:t>
+              <w:t xml:space="preserve">1.02</w:t>
             </w:r>
             <w:r>
               <w:rPr>
@@ -897,7 +897,7 @@
                 <w:rFonts w:hint="eastAsia"/>
                 <w:szCs w:val="21"/>
               </w:rPr>
-              <w:t xml:space="preserve">1.0</w:t>
+              <w:t xml:space="preserve">1.02</w:t>
             </w:r>
             <w:r>
               <w:rPr>
